--- a/00-首页/学生讲义Word/题-改编-晶体学与晶体结构-第一轮练习题组.docx
+++ b/00-首页/学生讲义Word/题-改编-晶体学与晶体结构-第一轮练习题组.docx
@@ -7,6 +7,9 @@
         <w:spacing w:before="160" w:after="80"/>
       </w:pPr>
       <w:r>
+        <w:rPr>
+          <w:rFonts w:ascii="Times New Roman" w:hAnsi="Times New Roman" w:eastAsia="Times New Roman" w:cs="Times New Roman"/>
+        </w:rPr>
         <w:pict>
           <v:rect style="width:0;height:1.5pt" o:hralign="center" o:hrstd="t" o:hr="t"/>
         </w:pict>
@@ -850,6 +853,9 @@
         <w:spacing w:before="160" w:after="80"/>
       </w:pPr>
       <w:r>
+        <w:rPr>
+          <w:rFonts w:ascii="Times New Roman" w:hAnsi="Times New Roman" w:eastAsia="Times New Roman" w:cs="Times New Roman"/>
+        </w:rPr>
         <w:pict>
           <v:rect style="width:0;height:1.5pt" o:hralign="center" o:hrstd="t" o:hr="t"/>
         </w:pict>
@@ -1311,6 +1317,9 @@
         <w:spacing w:before="160" w:after="80"/>
       </w:pPr>
       <w:r>
+        <w:rPr>
+          <w:rFonts w:ascii="Times New Roman" w:hAnsi="Times New Roman" w:eastAsia="Times New Roman" w:cs="Times New Roman"/>
+        </w:rPr>
         <w:pict>
           <v:rect style="width:0;height:1.5pt" o:hralign="center" o:hrstd="t" o:hr="t"/>
         </w:pict>
@@ -1419,6 +1428,9 @@
         <w:spacing w:before="160" w:after="80"/>
       </w:pPr>
       <w:r>
+        <w:rPr>
+          <w:rFonts w:ascii="Times New Roman" w:hAnsi="Times New Roman" w:eastAsia="Times New Roman" w:cs="Times New Roman"/>
+        </w:rPr>
         <w:pict>
           <v:rect style="width:0;height:1.5pt" o:hralign="center" o:hrstd="t" o:hr="t"/>
         </w:pict>
@@ -1604,6 +1616,9 @@
         <w:spacing w:before="160" w:after="80"/>
       </w:pPr>
       <w:r>
+        <w:rPr>
+          <w:rFonts w:ascii="Times New Roman" w:hAnsi="Times New Roman" w:eastAsia="Times New Roman" w:cs="Times New Roman"/>
+        </w:rPr>
         <w:pict>
           <v:rect style="width:0;height:1.5pt" o:hralign="center" o:hrstd="t" o:hr="t"/>
         </w:pict>
@@ -1740,7 +1755,20 @@
         <w:rPr>
           <w:rFonts w:hint="eastAsia" w:ascii="Times New Roman" w:hAnsi="Times New Roman" w:eastAsia="Times New Roman" w:cs="Times New Roman"/>
         </w:rPr>
-        <w:t>XeFₓ（A、B</w:t>
+        <w:t>XeF</w:t>
+      </w:r>
+      <w:r>
+        <w:rPr>
+          <w:rFonts w:hint="eastAsia" w:ascii="Times New Roman" w:hAnsi="Times New Roman" w:eastAsia="Times New Roman" w:cs="Times New Roman"/>
+          <w:vertAlign w:val="subscript"/>
+        </w:rPr>
+        <w:t>x</w:t>
+      </w:r>
+      <w:r>
+        <w:rPr>
+          <w:rFonts w:hint="eastAsia" w:ascii="Times New Roman" w:hAnsi="Times New Roman" w:eastAsia="Times New Roman" w:cs="Times New Roman"/>
+        </w:rPr>
+        <w:t>（A、B</w:t>
       </w:r>
       <w:r>
         <w:rPr>
@@ -2000,6 +2028,9 @@
         <w:spacing w:before="160" w:after="80"/>
       </w:pPr>
       <w:r>
+        <w:rPr>
+          <w:rFonts w:ascii="Times New Roman" w:hAnsi="Times New Roman" w:eastAsia="Times New Roman" w:cs="Times New Roman"/>
+        </w:rPr>
         <w:pict>
           <v:rect style="width:0;height:1.5pt" o:hralign="center" o:hrstd="t" o:hr="t"/>
         </w:pict>
@@ -2251,6 +2282,9 @@
         <w:spacing w:before="160" w:after="80"/>
       </w:pPr>
       <w:r>
+        <w:rPr>
+          <w:rFonts w:ascii="Times New Roman" w:hAnsi="Times New Roman" w:eastAsia="Times New Roman" w:cs="Times New Roman"/>
+        </w:rPr>
         <w:pict>
           <v:rect style="width:0;height:1.5pt" o:hralign="center" o:hrstd="t" o:hr="t"/>
         </w:pict>
@@ -2475,6 +2509,9 @@
         <w:spacing w:before="160" w:after="80"/>
       </w:pPr>
       <w:r>
+        <w:rPr>
+          <w:rFonts w:ascii="Times New Roman" w:hAnsi="Times New Roman" w:eastAsia="Times New Roman" w:cs="Times New Roman"/>
+        </w:rPr>
         <w:pict>
           <v:rect style="width:0;height:1.5pt" o:hralign="center" o:hrstd="t" o:hr="t"/>
         </w:pict>
@@ -2661,6 +2698,9 @@
         <w:spacing w:before="160" w:after="80"/>
       </w:pPr>
       <w:r>
+        <w:rPr>
+          <w:rFonts w:ascii="Times New Roman" w:hAnsi="Times New Roman" w:eastAsia="Times New Roman" w:cs="Times New Roman"/>
+        </w:rPr>
         <w:pict>
           <v:rect style="width:0;height:1.5pt" o:hralign="center" o:hrstd="t" o:hr="t"/>
         </w:pict>
@@ -2871,6 +2911,9 @@
         <w:spacing w:before="160" w:after="80"/>
       </w:pPr>
       <w:r>
+        <w:rPr>
+          <w:rFonts w:ascii="Times New Roman" w:hAnsi="Times New Roman" w:eastAsia="Times New Roman" w:cs="Times New Roman"/>
+        </w:rPr>
         <w:pict>
           <v:rect style="width:0;height:1.5pt" o:hralign="center" o:hrstd="t" o:hr="t"/>
         </w:pict>
@@ -2991,6 +3034,9 @@
         <w:spacing w:before="160" w:after="80"/>
       </w:pPr>
       <w:r>
+        <w:rPr>
+          <w:rFonts w:ascii="Times New Roman" w:hAnsi="Times New Roman" w:eastAsia="Times New Roman" w:cs="Times New Roman"/>
+        </w:rPr>
         <w:pict>
           <v:rect style="width:0;height:1.5pt" o:hralign="center" o:hrstd="t" o:hr="t"/>
         </w:pict>
@@ -3478,6 +3524,9 @@
         <w:spacing w:before="160" w:after="80"/>
       </w:pPr>
       <w:r>
+        <w:rPr>
+          <w:rFonts w:ascii="Times New Roman" w:hAnsi="Times New Roman" w:eastAsia="Times New Roman" w:cs="Times New Roman"/>
+        </w:rPr>
         <w:pict>
           <v:rect style="width:0;height:1.5pt" o:hralign="center" o:hrstd="t" o:hr="t"/>
         </w:pict>
@@ -3760,6 +3809,9 @@
         <w:spacing w:before="160" w:after="80"/>
       </w:pPr>
       <w:r>
+        <w:rPr>
+          <w:rFonts w:ascii="Times New Roman" w:hAnsi="Times New Roman" w:eastAsia="Times New Roman" w:cs="Times New Roman"/>
+        </w:rPr>
         <w:pict>
           <v:rect style="width:0;height:1.5pt" o:hralign="center" o:hrstd="t" o:hr="t"/>
         </w:pict>
@@ -4638,6 +4690,9 @@
         <w:spacing w:before="160" w:after="80"/>
       </w:pPr>
       <w:r>
+        <w:rPr>
+          <w:rFonts w:ascii="Times New Roman" w:hAnsi="Times New Roman" w:eastAsia="Times New Roman" w:cs="Times New Roman"/>
+        </w:rPr>
         <w:pict>
           <v:rect style="width:0;height:1.5pt" o:hralign="center" o:hrstd="t" o:hr="t"/>
         </w:pict>
@@ -4963,6 +5018,9 @@
         <w:spacing w:before="160" w:after="80"/>
       </w:pPr>
       <w:r>
+        <w:rPr>
+          <w:rFonts w:ascii="Times New Roman" w:hAnsi="Times New Roman" w:eastAsia="Times New Roman" w:cs="Times New Roman"/>
+        </w:rPr>
         <w:pict>
           <v:rect style="width:0;height:1.5pt" o:hralign="center" o:hrstd="t" o:hr="t"/>
         </w:pict>
@@ -5425,6 +5483,9 @@
         <w:spacing w:before="160" w:after="80"/>
       </w:pPr>
       <w:r>
+        <w:rPr>
+          <w:rFonts w:ascii="Times New Roman" w:hAnsi="Times New Roman" w:eastAsia="Times New Roman" w:cs="Times New Roman"/>
+        </w:rPr>
         <w:pict>
           <v:rect style="width:0;height:1.5pt" o:hralign="center" o:hrstd="t" o:hr="t"/>
         </w:pict>
@@ -5797,6 +5858,9 @@
         <w:spacing w:before="160" w:after="80"/>
       </w:pPr>
       <w:r>
+        <w:rPr>
+          <w:rFonts w:ascii="Times New Roman" w:hAnsi="Times New Roman" w:eastAsia="Times New Roman" w:cs="Times New Roman"/>
+        </w:rPr>
         <w:pict>
           <v:rect style="width:0;height:1.5pt" o:hralign="center" o:hrstd="t" o:hr="t"/>
         </w:pict>
@@ -5940,6 +6004,9 @@
         <w:spacing w:before="160" w:after="80"/>
       </w:pPr>
       <w:r>
+        <w:rPr>
+          <w:rFonts w:ascii="Times New Roman" w:hAnsi="Times New Roman" w:eastAsia="Times New Roman" w:cs="Times New Roman"/>
+        </w:rPr>
         <w:pict>
           <v:rect style="width:0;height:1.5pt" o:hralign="center" o:hrstd="t" o:hr="t"/>
         </w:pict>
@@ -6119,6 +6186,9 @@
         <w:spacing w:before="160" w:after="80"/>
       </w:pPr>
       <w:r>
+        <w:rPr>
+          <w:rFonts w:ascii="Times New Roman" w:hAnsi="Times New Roman" w:eastAsia="Times New Roman" w:cs="Times New Roman"/>
+        </w:rPr>
         <w:pict>
           <v:rect style="width:0;height:1.5pt" o:hralign="center" o:hrstd="t" o:hr="t"/>
         </w:pict>
@@ -6358,6 +6428,9 @@
         <w:spacing w:before="160" w:after="80"/>
       </w:pPr>
       <w:r>
+        <w:rPr>
+          <w:rFonts w:ascii="Times New Roman" w:hAnsi="Times New Roman" w:eastAsia="Times New Roman" w:cs="Times New Roman"/>
+        </w:rPr>
         <w:pict>
           <v:rect style="width:0;height:1.5pt" o:hralign="center" o:hrstd="t" o:hr="t"/>
         </w:pict>
@@ -6489,6 +6562,9 @@
         <w:spacing w:before="160" w:after="80"/>
       </w:pPr>
       <w:r>
+        <w:rPr>
+          <w:rFonts w:ascii="Times New Roman" w:hAnsi="Times New Roman" w:eastAsia="Times New Roman" w:cs="Times New Roman"/>
+        </w:rPr>
         <w:pict>
           <v:rect style="width:0;height:1.5pt" o:hralign="center" o:hrstd="t" o:hr="t"/>
         </w:pict>
@@ -6832,6 +6908,9 @@
         <w:spacing w:before="160" w:after="80"/>
       </w:pPr>
       <w:r>
+        <w:rPr>
+          <w:rFonts w:ascii="Times New Roman" w:hAnsi="Times New Roman" w:eastAsia="Times New Roman" w:cs="Times New Roman"/>
+        </w:rPr>
         <w:pict>
           <v:rect style="width:0;height:1.5pt" o:hralign="center" o:hrstd="t" o:hr="t"/>
         </w:pict>
@@ -7021,6 +7100,9 @@
         <w:spacing w:before="160" w:after="80"/>
       </w:pPr>
       <w:r>
+        <w:rPr>
+          <w:rFonts w:ascii="Times New Roman" w:hAnsi="Times New Roman" w:eastAsia="Times New Roman" w:cs="Times New Roman"/>
+        </w:rPr>
         <w:pict>
           <v:rect style="width:0;height:1.5pt" o:hralign="center" o:hrstd="t" o:hr="t"/>
         </w:pict>
@@ -7258,6 +7340,9 @@
         <w:spacing w:before="160" w:after="80"/>
       </w:pPr>
       <w:r>
+        <w:rPr>
+          <w:rFonts w:ascii="Times New Roman" w:hAnsi="Times New Roman" w:eastAsia="Times New Roman" w:cs="Times New Roman"/>
+        </w:rPr>
         <w:pict>
           <v:rect style="width:0;height:1.5pt" o:hralign="center" o:hrstd="t" o:hr="t"/>
         </w:pict>
@@ -7481,6 +7566,9 @@
         <w:spacing w:before="160" w:after="80"/>
       </w:pPr>
       <w:r>
+        <w:rPr>
+          <w:rFonts w:ascii="Times New Roman" w:hAnsi="Times New Roman" w:eastAsia="Times New Roman" w:cs="Times New Roman"/>
+        </w:rPr>
         <w:pict>
           <v:rect style="width:0;height:1.5pt" o:hralign="center" o:hrstd="t" o:hr="t"/>
         </w:pict>
@@ -7682,6 +7770,9 @@
         <w:spacing w:before="160" w:after="80"/>
       </w:pPr>
       <w:r>
+        <w:rPr>
+          <w:rFonts w:ascii="Times New Roman" w:hAnsi="Times New Roman" w:eastAsia="Times New Roman" w:cs="Times New Roman"/>
+        </w:rPr>
         <w:pict>
           <v:rect style="width:0;height:1.5pt" o:hralign="center" o:hrstd="t" o:hr="t"/>
         </w:pict>
@@ -7969,6 +8060,9 @@
         <w:spacing w:before="160" w:after="80"/>
       </w:pPr>
       <w:r>
+        <w:rPr>
+          <w:rFonts w:ascii="Times New Roman" w:hAnsi="Times New Roman" w:eastAsia="Times New Roman" w:cs="Times New Roman"/>
+        </w:rPr>
         <w:pict>
           <v:rect style="width:0;height:1.5pt" o:hralign="center" o:hrstd="t" o:hr="t"/>
         </w:pict>
@@ -8137,6 +8231,9 @@
         <w:spacing w:before="160" w:after="80"/>
       </w:pPr>
       <w:r>
+        <w:rPr>
+          <w:rFonts w:ascii="Times New Roman" w:hAnsi="Times New Roman" w:eastAsia="Times New Roman" w:cs="Times New Roman"/>
+        </w:rPr>
         <w:pict>
           <v:rect style="width:0;height:1.5pt" o:hralign="center" o:hrstd="t" o:hr="t"/>
         </w:pict>
@@ -8337,6 +8434,9 @@
         <w:spacing w:before="160" w:after="80"/>
       </w:pPr>
       <w:r>
+        <w:rPr>
+          <w:rFonts w:ascii="Times New Roman" w:hAnsi="Times New Roman" w:eastAsia="Times New Roman" w:cs="Times New Roman"/>
+        </w:rPr>
         <w:pict>
           <v:rect style="width:0;height:1.5pt" o:hralign="center" o:hrstd="t" o:hr="t"/>
         </w:pict>
@@ -8578,6 +8678,9 @@
         <w:spacing w:before="160" w:after="80"/>
       </w:pPr>
       <w:r>
+        <w:rPr>
+          <w:rFonts w:ascii="Times New Roman" w:hAnsi="Times New Roman" w:eastAsia="Times New Roman" w:cs="Times New Roman"/>
+        </w:rPr>
         <w:pict>
           <v:rect style="width:0;height:1.5pt" o:hralign="center" o:hrstd="t" o:hr="t"/>
         </w:pict>
@@ -8830,6 +8933,9 @@
         <w:spacing w:before="160" w:after="80"/>
       </w:pPr>
       <w:r>
+        <w:rPr>
+          <w:rFonts w:ascii="Times New Roman" w:hAnsi="Times New Roman" w:eastAsia="Times New Roman" w:cs="Times New Roman"/>
+        </w:rPr>
         <w:pict>
           <v:rect style="width:0;height:1.5pt" o:hralign="center" o:hrstd="t" o:hr="t"/>
         </w:pict>
@@ -9138,6 +9244,9 @@
         <w:spacing w:before="160" w:after="80"/>
       </w:pPr>
       <w:r>
+        <w:rPr>
+          <w:rFonts w:ascii="Times New Roman" w:hAnsi="Times New Roman" w:eastAsia="Times New Roman" w:cs="Times New Roman"/>
+        </w:rPr>
         <w:pict>
           <v:rect style="width:0;height:1.5pt" o:hralign="center" o:hrstd="t" o:hr="t"/>
         </w:pict>
@@ -9416,6 +9525,9 @@
         <w:spacing w:before="160" w:after="80"/>
       </w:pPr>
       <w:r>
+        <w:rPr>
+          <w:rFonts w:ascii="Times New Roman" w:hAnsi="Times New Roman" w:eastAsia="Times New Roman" w:cs="Times New Roman"/>
+        </w:rPr>
         <w:pict>
           <v:rect style="width:0;height:1.5pt" o:hralign="center" o:hrstd="t" o:hr="t"/>
         </w:pict>
@@ -9861,6 +9973,9 @@
         <w:spacing w:before="160" w:after="80"/>
       </w:pPr>
       <w:r>
+        <w:rPr>
+          <w:rFonts w:ascii="Times New Roman" w:hAnsi="Times New Roman" w:eastAsia="Times New Roman" w:cs="Times New Roman"/>
+        </w:rPr>
         <w:pict>
           <v:rect style="width:0;height:1.5pt" o:hralign="center" o:hrstd="t" o:hr="t"/>
         </w:pict>
@@ -10256,6 +10371,9 @@
         <w:spacing w:before="160" w:after="80"/>
       </w:pPr>
       <w:r>
+        <w:rPr>
+          <w:rFonts w:ascii="Times New Roman" w:hAnsi="Times New Roman" w:eastAsia="Times New Roman" w:cs="Times New Roman"/>
+        </w:rPr>
         <w:pict>
           <v:rect style="width:0;height:1.5pt" o:hralign="center" o:hrstd="t" o:hr="t"/>
         </w:pict>
@@ -10642,6 +10760,9 @@
         <w:spacing w:before="160" w:after="80"/>
       </w:pPr>
       <w:r>
+        <w:rPr>
+          <w:rFonts w:ascii="Times New Roman" w:hAnsi="Times New Roman" w:eastAsia="Times New Roman" w:cs="Times New Roman"/>
+        </w:rPr>
         <w:pict>
           <v:rect style="width:0;height:1.5pt" o:hralign="center" o:hrstd="t" o:hr="t"/>
         </w:pict>
@@ -10822,6 +10943,9 @@
         <w:spacing w:before="160" w:after="80"/>
       </w:pPr>
       <w:r>
+        <w:rPr>
+          <w:rFonts w:ascii="Times New Roman" w:hAnsi="Times New Roman" w:eastAsia="Times New Roman" w:cs="Times New Roman"/>
+        </w:rPr>
         <w:pict>
           <v:rect style="width:0;height:1.5pt" o:hralign="center" o:hrstd="t" o:hr="t"/>
         </w:pict>
@@ -10949,6 +11073,9 @@
         <w:spacing w:before="160" w:after="80"/>
       </w:pPr>
       <w:r>
+        <w:rPr>
+          <w:rFonts w:ascii="Times New Roman" w:hAnsi="Times New Roman" w:eastAsia="Times New Roman" w:cs="Times New Roman"/>
+        </w:rPr>
         <w:pict>
           <v:rect style="width:0;height:1.5pt" o:hralign="center" o:hrstd="t" o:hr="t"/>
         </w:pict>
@@ -11144,6 +11271,9 @@
         <w:spacing w:before="160" w:after="80"/>
       </w:pPr>
       <w:r>
+        <w:rPr>
+          <w:rFonts w:ascii="Times New Roman" w:hAnsi="Times New Roman" w:eastAsia="Times New Roman" w:cs="Times New Roman"/>
+        </w:rPr>
         <w:pict>
           <v:rect style="width:0;height:1.5pt" o:hralign="center" o:hrstd="t" o:hr="t"/>
         </w:pict>
@@ -11602,6 +11732,9 @@
         <w:spacing w:before="160" w:after="80"/>
       </w:pPr>
       <w:r>
+        <w:rPr>
+          <w:rFonts w:ascii="Times New Roman" w:hAnsi="Times New Roman" w:eastAsia="Times New Roman" w:cs="Times New Roman"/>
+        </w:rPr>
         <w:pict>
           <v:rect style="width:0;height:1.5pt" o:hralign="center" o:hrstd="t" o:hr="t"/>
         </w:pict>
@@ -11916,6 +12049,9 @@
         <w:spacing w:before="160" w:after="80"/>
       </w:pPr>
       <w:r>
+        <w:rPr>
+          <w:rFonts w:ascii="Times New Roman" w:hAnsi="Times New Roman" w:eastAsia="Times New Roman" w:cs="Times New Roman"/>
+        </w:rPr>
         <w:pict>
           <v:rect style="width:0;height:1.5pt" o:hralign="center" o:hrstd="t" o:hr="t"/>
         </w:pict>
@@ -12168,6 +12304,9 @@
         <w:spacing w:before="160" w:after="80"/>
       </w:pPr>
       <w:r>
+        <w:rPr>
+          <w:rFonts w:ascii="Times New Roman" w:hAnsi="Times New Roman" w:eastAsia="Times New Roman" w:cs="Times New Roman"/>
+        </w:rPr>
         <w:pict>
           <v:rect style="width:0;height:1.5pt" o:hralign="center" o:hrstd="t" o:hr="t"/>
         </w:pict>
@@ -12415,6 +12554,9 @@
         <w:spacing w:before="160" w:after="80"/>
       </w:pPr>
       <w:r>
+        <w:rPr>
+          <w:rFonts w:ascii="Times New Roman" w:hAnsi="Times New Roman" w:eastAsia="Times New Roman" w:cs="Times New Roman"/>
+        </w:rPr>
         <w:pict>
           <v:rect style="width:0;height:1.5pt" o:hralign="center" o:hrstd="t" o:hr="t"/>
         </w:pict>
@@ -12503,7 +12645,20 @@
         <w:rPr>
           <w:rFonts w:hint="eastAsia" w:ascii="Times New Roman" w:hAnsi="Times New Roman" w:eastAsia="Times New Roman" w:cs="Times New Roman"/>
         </w:rPr>
-        <w:t>NiₓO</w:t>
+        <w:t>Ni</w:t>
+      </w:r>
+      <w:r>
+        <w:rPr>
+          <w:rFonts w:hint="eastAsia" w:ascii="Times New Roman" w:hAnsi="Times New Roman" w:eastAsia="Times New Roman" w:cs="Times New Roman"/>
+          <w:vertAlign w:val="subscript"/>
+        </w:rPr>
+        <w:t>x</w:t>
+      </w:r>
+      <w:r>
+        <w:rPr>
+          <w:rFonts w:hint="eastAsia" w:ascii="Times New Roman" w:hAnsi="Times New Roman" w:eastAsia="Times New Roman" w:cs="Times New Roman"/>
+        </w:rPr>
+        <w:t>O</w:t>
       </w:r>
       <w:r>
         <w:rPr>
@@ -12661,6 +12816,9 @@
         <w:spacing w:before="160" w:after="80"/>
       </w:pPr>
       <w:r>
+        <w:rPr>
+          <w:rFonts w:ascii="Times New Roman" w:hAnsi="Times New Roman" w:eastAsia="Times New Roman" w:cs="Times New Roman"/>
+        </w:rPr>
         <w:pict>
           <v:rect style="width:0;height:1.5pt" o:hralign="center" o:hrstd="t" o:hr="t"/>
         </w:pict>
@@ -12836,6 +12994,9 @@
         <w:spacing w:before="160" w:after="80"/>
       </w:pPr>
       <w:r>
+        <w:rPr>
+          <w:rFonts w:ascii="Times New Roman" w:hAnsi="Times New Roman" w:eastAsia="Times New Roman" w:cs="Times New Roman"/>
+        </w:rPr>
         <w:pict>
           <v:rect style="width:0;height:1.5pt" o:hralign="center" o:hrstd="t" o:hr="t"/>
         </w:pict>
@@ -13015,6 +13176,9 @@
         <w:spacing w:before="160" w:after="80"/>
       </w:pPr>
       <w:r>
+        <w:rPr>
+          <w:rFonts w:ascii="Times New Roman" w:hAnsi="Times New Roman" w:eastAsia="Times New Roman" w:cs="Times New Roman"/>
+        </w:rPr>
         <w:pict>
           <v:rect style="width:0;height:1.5pt" o:hralign="center" o:hrstd="t" o:hr="t"/>
         </w:pict>
@@ -13297,6 +13461,9 @@
         <w:spacing w:before="160" w:after="80"/>
       </w:pPr>
       <w:r>
+        <w:rPr>
+          <w:rFonts w:ascii="Times New Roman" w:hAnsi="Times New Roman" w:eastAsia="Times New Roman" w:cs="Times New Roman"/>
+        </w:rPr>
         <w:pict>
           <v:rect style="width:0;height:1.5pt" o:hralign="center" o:hrstd="t" o:hr="t"/>
         </w:pict>
@@ -13684,6 +13851,9 @@
         <w:spacing w:before="160" w:after="80"/>
       </w:pPr>
       <w:r>
+        <w:rPr>
+          <w:rFonts w:ascii="Times New Roman" w:hAnsi="Times New Roman" w:eastAsia="Times New Roman" w:cs="Times New Roman"/>
+        </w:rPr>
         <w:pict>
           <v:rect style="width:0;height:1.5pt" o:hralign="center" o:hrstd="t" o:hr="t"/>
         </w:pict>
@@ -13780,6 +13950,9 @@
         <w:spacing w:before="160" w:after="80"/>
       </w:pPr>
       <w:r>
+        <w:rPr>
+          <w:rFonts w:ascii="Times New Roman" w:hAnsi="Times New Roman" w:eastAsia="Times New Roman" w:cs="Times New Roman"/>
+        </w:rPr>
         <w:pict>
           <v:rect style="width:0;height:1.5pt" o:hralign="center" o:hrstd="t" o:hr="t"/>
         </w:pict>
@@ -13995,7 +14168,33 @@
         <w:rPr>
           <w:rFonts w:ascii="Times New Roman" w:hAnsi="Times New Roman" w:eastAsia="Times New Roman" w:cs="Times New Roman"/>
         </w:rPr>
-        <w:t xml:space="preserve"> BaScOₓHᵧ </w:t>
+        <w:t xml:space="preserve"> BaScO</w:t>
+      </w:r>
+      <w:r>
+        <w:rPr>
+          <w:rFonts w:ascii="Times New Roman" w:hAnsi="Times New Roman" w:eastAsia="Times New Roman" w:cs="Times New Roman"/>
+          <w:vertAlign w:val="subscript"/>
+        </w:rPr>
+        <w:t>x</w:t>
+      </w:r>
+      <w:r>
+        <w:rPr>
+          <w:rFonts w:ascii="Times New Roman" w:hAnsi="Times New Roman" w:eastAsia="Times New Roman" w:cs="Times New Roman"/>
+        </w:rPr>
+        <w:t>H</w:t>
+      </w:r>
+      <w:r>
+        <w:rPr>
+          <w:rFonts w:ascii="Times New Roman" w:hAnsi="Times New Roman" w:eastAsia="Times New Roman" w:cs="Times New Roman"/>
+          <w:vertAlign w:val="subscript"/>
+        </w:rPr>
+        <w:t>γ</w:t>
+      </w:r>
+      <w:r>
+        <w:rPr>
+          <w:rFonts w:ascii="Times New Roman" w:hAnsi="Times New Roman" w:eastAsia="Times New Roman" w:cs="Times New Roman"/>
+        </w:rPr>
+        <w:t xml:space="preserve"> </w:t>
       </w:r>
       <w:r>
         <w:rPr>
@@ -14183,6 +14382,9 @@
         <w:spacing w:before="160" w:after="80"/>
       </w:pPr>
       <w:r>
+        <w:rPr>
+          <w:rFonts w:ascii="Times New Roman" w:hAnsi="Times New Roman" w:eastAsia="Times New Roman" w:cs="Times New Roman"/>
+        </w:rPr>
         <w:pict>
           <v:rect style="width:0;height:1.5pt" o:hralign="center" o:hrstd="t" o:hr="t"/>
         </w:pict>
@@ -14827,6 +15029,9 @@
         <w:spacing w:before="160" w:after="80"/>
       </w:pPr>
       <w:r>
+        <w:rPr>
+          <w:rFonts w:ascii="Times New Roman" w:hAnsi="Times New Roman" w:eastAsia="Times New Roman" w:cs="Times New Roman"/>
+        </w:rPr>
         <w:pict>
           <v:rect style="width:0;height:1.5pt" o:hralign="center" o:hrstd="t" o:hr="t"/>
         </w:pict>
@@ -15456,6 +15661,9 @@
         <w:spacing w:before="160" w:after="80"/>
       </w:pPr>
       <w:r>
+        <w:rPr>
+          <w:rFonts w:ascii="Times New Roman" w:hAnsi="Times New Roman" w:eastAsia="Times New Roman" w:cs="Times New Roman"/>
+        </w:rPr>
         <w:pict>
           <v:rect style="width:0;height:1.5pt" o:hralign="center" o:hrstd="t" o:hr="t"/>
         </w:pict>
@@ -15604,7 +15812,33 @@
         <w:rPr>
           <w:rFonts w:ascii="Times New Roman" w:hAnsi="Times New Roman" w:eastAsia="Times New Roman" w:cs="Times New Roman"/>
         </w:rPr>
-        <w:t xml:space="preserve"> TiₓAlᵧC_z </w:t>
+        <w:t xml:space="preserve"> Ti</w:t>
+      </w:r>
+      <w:r>
+        <w:rPr>
+          <w:rFonts w:ascii="Times New Roman" w:hAnsi="Times New Roman" w:eastAsia="Times New Roman" w:cs="Times New Roman"/>
+          <w:vertAlign w:val="subscript"/>
+        </w:rPr>
+        <w:t>x</w:t>
+      </w:r>
+      <w:r>
+        <w:rPr>
+          <w:rFonts w:ascii="Times New Roman" w:hAnsi="Times New Roman" w:eastAsia="Times New Roman" w:cs="Times New Roman"/>
+        </w:rPr>
+        <w:t>Al</w:t>
+      </w:r>
+      <w:r>
+        <w:rPr>
+          <w:rFonts w:ascii="Times New Roman" w:hAnsi="Times New Roman" w:eastAsia="Times New Roman" w:cs="Times New Roman"/>
+          <w:vertAlign w:val="subscript"/>
+        </w:rPr>
+        <w:t>γ</w:t>
+      </w:r>
+      <w:r>
+        <w:rPr>
+          <w:rFonts w:ascii="Times New Roman" w:hAnsi="Times New Roman" w:eastAsia="Times New Roman" w:cs="Times New Roman"/>
+        </w:rPr>
+        <w:t xml:space="preserve">C_z </w:t>
       </w:r>
       <w:r>
         <w:rPr>
@@ -15640,7 +15874,33 @@
         <w:rPr>
           <w:rFonts w:hint="eastAsia" w:ascii="Times New Roman" w:hAnsi="Times New Roman" w:eastAsia="Times New Roman" w:cs="Times New Roman"/>
         </w:rPr>
-        <w:t>TiₓAlᵧC_z</w:t>
+        <w:t>Ti</w:t>
+      </w:r>
+      <w:r>
+        <w:rPr>
+          <w:rFonts w:hint="eastAsia" w:ascii="Times New Roman" w:hAnsi="Times New Roman" w:eastAsia="Times New Roman" w:cs="Times New Roman"/>
+          <w:vertAlign w:val="subscript"/>
+        </w:rPr>
+        <w:t>x</w:t>
+      </w:r>
+      <w:r>
+        <w:rPr>
+          <w:rFonts w:hint="eastAsia" w:ascii="Times New Roman" w:hAnsi="Times New Roman" w:eastAsia="Times New Roman" w:cs="Times New Roman"/>
+        </w:rPr>
+        <w:t>Al</w:t>
+      </w:r>
+      <w:r>
+        <w:rPr>
+          <w:rFonts w:hint="eastAsia" w:ascii="Times New Roman" w:hAnsi="Times New Roman" w:eastAsia="Times New Roman" w:cs="Times New Roman"/>
+          <w:vertAlign w:val="subscript"/>
+        </w:rPr>
+        <w:t>γ</w:t>
+      </w:r>
+      <w:r>
+        <w:rPr>
+          <w:rFonts w:hint="eastAsia" w:ascii="Times New Roman" w:hAnsi="Times New Roman" w:eastAsia="Times New Roman" w:cs="Times New Roman"/>
+        </w:rPr>
+        <w:t>C_z</w:t>
       </w:r>
       <w:r>
         <w:rPr>
@@ -15768,6 +16028,9 @@
         <w:spacing w:before="160" w:after="80"/>
       </w:pPr>
       <w:r>
+        <w:rPr>
+          <w:rFonts w:ascii="Times New Roman" w:hAnsi="Times New Roman" w:eastAsia="Times New Roman" w:cs="Times New Roman"/>
+        </w:rPr>
         <w:pict>
           <v:rect style="width:0;height:1.5pt" o:hralign="center" o:hrstd="t" o:hr="t"/>
         </w:pict>
@@ -16311,6 +16574,9 @@
         <w:spacing w:before="160" w:after="80"/>
       </w:pPr>
       <w:r>
+        <w:rPr>
+          <w:rFonts w:ascii="Times New Roman" w:hAnsi="Times New Roman" w:eastAsia="Times New Roman" w:cs="Times New Roman"/>
+        </w:rPr>
         <w:pict>
           <v:rect style="width:0;height:1.5pt" o:hralign="center" o:hrstd="t" o:hr="t"/>
         </w:pict>
@@ -16891,6 +17157,9 @@
         <w:spacing w:before="160" w:after="80"/>
       </w:pPr>
       <w:r>
+        <w:rPr>
+          <w:rFonts w:ascii="Times New Roman" w:hAnsi="Times New Roman" w:eastAsia="Times New Roman" w:cs="Times New Roman"/>
+        </w:rPr>
         <w:pict>
           <v:rect style="width:0;height:1.5pt" o:hralign="center" o:hrstd="t" o:hr="t"/>
         </w:pict>
@@ -17304,6 +17573,9 @@
         <w:spacing w:before="160" w:after="80"/>
       </w:pPr>
       <w:r>
+        <w:rPr>
+          <w:rFonts w:ascii="Times New Roman" w:hAnsi="Times New Roman" w:eastAsia="Times New Roman" w:cs="Times New Roman"/>
+        </w:rPr>
         <w:pict>
           <v:rect style="width:0;height:1.5pt" o:hralign="center" o:hrstd="t" o:hr="t"/>
         </w:pict>
@@ -17754,6 +18026,9 @@
         <w:spacing w:before="160" w:after="80"/>
       </w:pPr>
       <w:r>
+        <w:rPr>
+          <w:rFonts w:ascii="Times New Roman" w:hAnsi="Times New Roman" w:eastAsia="Times New Roman" w:cs="Times New Roman"/>
+        </w:rPr>
         <w:pict>
           <v:rect style="width:0;height:1.5pt" o:hralign="center" o:hrstd="t" o:hr="t"/>
         </w:pict>
@@ -18817,6 +19092,9 @@
         <w:spacing w:before="160" w:after="80"/>
       </w:pPr>
       <w:r>
+        <w:rPr>
+          <w:rFonts w:ascii="Times New Roman" w:hAnsi="Times New Roman" w:eastAsia="Times New Roman" w:cs="Times New Roman"/>
+        </w:rPr>
         <w:pict>
           <v:rect style="width:0;height:1.5pt" o:hralign="center" o:hrstd="t" o:hr="t"/>
         </w:pict>
@@ -19211,6 +19489,9 @@
         <w:spacing w:before="160" w:after="80"/>
       </w:pPr>
       <w:r>
+        <w:rPr>
+          <w:rFonts w:ascii="Times New Roman" w:hAnsi="Times New Roman" w:eastAsia="Times New Roman" w:cs="Times New Roman"/>
+        </w:rPr>
         <w:pict>
           <v:rect style="width:0;height:1.5pt" o:hralign="center" o:hrstd="t" o:hr="t"/>
         </w:pict>
@@ -19731,6 +20012,9 @@
         <w:spacing w:before="160" w:after="80"/>
       </w:pPr>
       <w:r>
+        <w:rPr>
+          <w:rFonts w:ascii="Times New Roman" w:hAnsi="Times New Roman" w:eastAsia="Times New Roman" w:cs="Times New Roman"/>
+        </w:rPr>
         <w:pict>
           <v:rect style="width:0;height:1.5pt" o:hralign="center" o:hrstd="t" o:hr="t"/>
         </w:pict>
@@ -19855,7 +20139,14 @@
         <w:rPr>
           <w:rFonts w:hint="eastAsia" w:ascii="Times New Roman" w:hAnsi="Times New Roman" w:eastAsia="Times New Roman" w:cs="Times New Roman"/>
         </w:rPr>
-        <w:t>XeOₓ</w:t>
+        <w:t>XeO</w:t>
+      </w:r>
+      <w:r>
+        <w:rPr>
+          <w:rFonts w:hint="eastAsia" w:ascii="Times New Roman" w:hAnsi="Times New Roman" w:eastAsia="Times New Roman" w:cs="Times New Roman"/>
+          <w:vertAlign w:val="subscript"/>
+        </w:rPr>
+        <w:t>x</w:t>
       </w:r>
       <w:r>
         <w:rPr>
@@ -19960,7 +20251,14 @@
         <w:rPr>
           <w:rFonts w:hint="eastAsia" w:ascii="Times New Roman" w:hAnsi="Times New Roman" w:eastAsia="Times New Roman" w:cs="Times New Roman"/>
         </w:rPr>
-        <w:t>XeOₓ</w:t>
+        <w:t>XeO</w:t>
+      </w:r>
+      <w:r>
+        <w:rPr>
+          <w:rFonts w:hint="eastAsia" w:ascii="Times New Roman" w:hAnsi="Times New Roman" w:eastAsia="Times New Roman" w:cs="Times New Roman"/>
+          <w:vertAlign w:val="subscript"/>
+        </w:rPr>
+        <w:t>x</w:t>
       </w:r>
       <w:r>
         <w:rPr>
@@ -20151,6 +20449,9 @@
         <w:spacing w:before="160" w:after="80"/>
       </w:pPr>
       <w:r>
+        <w:rPr>
+          <w:rFonts w:ascii="Times New Roman" w:hAnsi="Times New Roman" w:eastAsia="Times New Roman" w:cs="Times New Roman"/>
+        </w:rPr>
         <w:pict>
           <v:rect style="width:0;height:1.5pt" o:hralign="center" o:hrstd="t" o:hr="t"/>
         </w:pict>
@@ -20596,6 +20897,9 @@
         <w:spacing w:before="160" w:after="80"/>
       </w:pPr>
       <w:r>
+        <w:rPr>
+          <w:rFonts w:ascii="Times New Roman" w:hAnsi="Times New Roman" w:eastAsia="Times New Roman" w:cs="Times New Roman"/>
+        </w:rPr>
         <w:pict>
           <v:rect style="width:0;height:1.5pt" o:hralign="center" o:hrstd="t" o:hr="t"/>
         </w:pict>
@@ -21074,6 +21378,9 @@
         <w:spacing w:before="160" w:after="80"/>
       </w:pPr>
       <w:r>
+        <w:rPr>
+          <w:rFonts w:ascii="Times New Roman" w:hAnsi="Times New Roman" w:eastAsia="Times New Roman" w:cs="Times New Roman"/>
+        </w:rPr>
         <w:pict>
           <v:rect style="width:0;height:1.5pt" o:hralign="center" o:hrstd="t" o:hr="t"/>
         </w:pict>
@@ -21378,6 +21685,9 @@
         <w:spacing w:before="160" w:after="80"/>
       </w:pPr>
       <w:r>
+        <w:rPr>
+          <w:rFonts w:ascii="Times New Roman" w:hAnsi="Times New Roman" w:eastAsia="Times New Roman" w:cs="Times New Roman"/>
+        </w:rPr>
         <w:pict>
           <v:rect style="width:0;height:1.5pt" o:hralign="center" o:hrstd="t" o:hr="t"/>
         </w:pict>
@@ -21462,6 +21772,9 @@
         <w:spacing w:before="160" w:after="80"/>
       </w:pPr>
       <w:r>
+        <w:rPr>
+          <w:rFonts w:ascii="Times New Roman" w:hAnsi="Times New Roman" w:eastAsia="Times New Roman" w:cs="Times New Roman"/>
+        </w:rPr>
         <w:pict>
           <v:rect style="width:0;height:1.5pt" o:hralign="center" o:hrstd="t" o:hr="t"/>
         </w:pict>
@@ -21961,6 +22274,9 @@
         <w:spacing w:before="160" w:after="80"/>
       </w:pPr>
       <w:r>
+        <w:rPr>
+          <w:rFonts w:ascii="Times New Roman" w:hAnsi="Times New Roman" w:eastAsia="Times New Roman" w:cs="Times New Roman"/>
+        </w:rPr>
         <w:pict>
           <v:rect style="width:0;height:1.5pt" o:hralign="center" o:hrstd="t" o:hr="t"/>
         </w:pict>
@@ -22501,6 +22817,9 @@
         <w:spacing w:before="160" w:after="80"/>
       </w:pPr>
       <w:r>
+        <w:rPr>
+          <w:rFonts w:ascii="Times New Roman" w:hAnsi="Times New Roman" w:eastAsia="Times New Roman" w:cs="Times New Roman"/>
+        </w:rPr>
         <w:pict>
           <v:rect style="width:0;height:1.5pt" o:hralign="center" o:hrstd="t" o:hr="t"/>
         </w:pict>
@@ -23218,6 +23537,9 @@
         <w:spacing w:before="160" w:after="80"/>
       </w:pPr>
       <w:r>
+        <w:rPr>
+          <w:rFonts w:ascii="Times New Roman" w:hAnsi="Times New Roman" w:eastAsia="Times New Roman" w:cs="Times New Roman"/>
+        </w:rPr>
         <w:pict>
           <v:rect style="width:0;height:1.5pt" o:hralign="center" o:hrstd="t" o:hr="t"/>
         </w:pict>
@@ -23704,6 +24026,9 @@
         <w:spacing w:before="160" w:after="80"/>
       </w:pPr>
       <w:r>
+        <w:rPr>
+          <w:rFonts w:ascii="Times New Roman" w:hAnsi="Times New Roman" w:eastAsia="Times New Roman" w:cs="Times New Roman"/>
+        </w:rPr>
         <w:pict>
           <v:rect style="width:0;height:1.5pt" o:hralign="center" o:hrstd="t" o:hr="t"/>
         </w:pict>
@@ -23763,6 +24088,9 @@
         <w:spacing w:before="160" w:after="80"/>
       </w:pPr>
       <w:r>
+        <w:rPr>
+          <w:rFonts w:ascii="Times New Roman" w:hAnsi="Times New Roman" w:eastAsia="Times New Roman" w:cs="Times New Roman"/>
+        </w:rPr>
         <w:pict>
           <v:rect style="width:0;height:1.5pt" o:hralign="center" o:hrstd="t" o:hr="t"/>
         </w:pict>
@@ -23973,6 +24301,9 @@
         <w:spacing w:before="160" w:after="80"/>
       </w:pPr>
       <w:r>
+        <w:rPr>
+          <w:rFonts w:ascii="Times New Roman" w:hAnsi="Times New Roman" w:eastAsia="Times New Roman" w:cs="Times New Roman"/>
+        </w:rPr>
         <w:pict>
           <v:rect style="width:0;height:1.5pt" o:hralign="center" o:hrstd="t" o:hr="t"/>
         </w:pict>
@@ -24137,6 +24468,9 @@
         <w:spacing w:before="160" w:after="80"/>
       </w:pPr>
       <w:r>
+        <w:rPr>
+          <w:rFonts w:ascii="Times New Roman" w:hAnsi="Times New Roman" w:eastAsia="Times New Roman" w:cs="Times New Roman"/>
+        </w:rPr>
         <w:pict>
           <v:rect style="width:0;height:1.5pt" o:hralign="center" o:hrstd="t" o:hr="t"/>
         </w:pict>
@@ -24281,6 +24615,9 @@
         <w:spacing w:before="160" w:after="80"/>
       </w:pPr>
       <w:r>
+        <w:rPr>
+          <w:rFonts w:ascii="Times New Roman" w:hAnsi="Times New Roman" w:eastAsia="Times New Roman" w:cs="Times New Roman"/>
+        </w:rPr>
         <w:pict>
           <v:rect style="width:0;height:1.5pt" o:hralign="center" o:hrstd="t" o:hr="t"/>
         </w:pict>
@@ -24467,6 +24804,9 @@
         <w:spacing w:before="160" w:after="80"/>
       </w:pPr>
       <w:r>
+        <w:rPr>
+          <w:rFonts w:ascii="Times New Roman" w:hAnsi="Times New Roman" w:eastAsia="Times New Roman" w:cs="Times New Roman"/>
+        </w:rPr>
         <w:pict>
           <v:rect style="width:0;height:1.5pt" o:hralign="center" o:hrstd="t" o:hr="t"/>
         </w:pict>
@@ -24663,6 +25003,9 @@
         <w:spacing w:before="160" w:after="80"/>
       </w:pPr>
       <w:r>
+        <w:rPr>
+          <w:rFonts w:ascii="Times New Roman" w:hAnsi="Times New Roman" w:eastAsia="Times New Roman" w:cs="Times New Roman"/>
+        </w:rPr>
         <w:pict>
           <v:rect style="width:0;height:1.5pt" o:hralign="center" o:hrstd="t" o:hr="t"/>
         </w:pict>
@@ -24847,6 +25190,9 @@
         <w:spacing w:before="160" w:after="80"/>
       </w:pPr>
       <w:r>
+        <w:rPr>
+          <w:rFonts w:ascii="Times New Roman" w:hAnsi="Times New Roman" w:eastAsia="Times New Roman" w:cs="Times New Roman"/>
+        </w:rPr>
         <w:pict>
           <v:rect style="width:0;height:1.5pt" o:hralign="center" o:hrstd="t" o:hr="t"/>
         </w:pict>
@@ -25087,6 +25433,9 @@
         <w:spacing w:before="160" w:after="80"/>
       </w:pPr>
       <w:r>
+        <w:rPr>
+          <w:rFonts w:ascii="Times New Roman" w:hAnsi="Times New Roman" w:eastAsia="Times New Roman" w:cs="Times New Roman"/>
+        </w:rPr>
         <w:pict>
           <v:rect style="width:0;height:1.5pt" o:hralign="center" o:hrstd="t" o:hr="t"/>
         </w:pict>
@@ -25531,7 +25880,14 @@
         <w:rPr>
           <w:rFonts w:hint="eastAsia" w:ascii="Times New Roman" w:hAnsi="Times New Roman" w:eastAsia="Times New Roman" w:cs="Times New Roman"/>
         </w:rPr>
-        <w:t>Sₓ</w:t>
+        <w:t>S</w:t>
+      </w:r>
+      <w:r>
+        <w:rPr>
+          <w:rFonts w:hint="eastAsia" w:ascii="Times New Roman" w:hAnsi="Times New Roman" w:eastAsia="Times New Roman" w:cs="Times New Roman"/>
+          <w:vertAlign w:val="subscript"/>
+        </w:rPr>
+        <w:t>x</w:t>
       </w:r>
       <w:r>
         <w:rPr>
@@ -25660,6 +26016,9 @@
         <w:spacing w:before="160" w:after="80"/>
       </w:pPr>
       <w:r>
+        <w:rPr>
+          <w:rFonts w:ascii="Times New Roman" w:hAnsi="Times New Roman" w:eastAsia="Times New Roman" w:cs="Times New Roman"/>
+        </w:rPr>
         <w:pict>
           <v:rect style="width:0;height:1.5pt" o:hralign="center" o:hrstd="t" o:hr="t"/>
         </w:pict>
@@ -26351,6 +26710,9 @@
         <w:spacing w:before="160" w:after="80"/>
       </w:pPr>
       <w:r>
+        <w:rPr>
+          <w:rFonts w:ascii="Times New Roman" w:hAnsi="Times New Roman" w:eastAsia="Times New Roman" w:cs="Times New Roman"/>
+        </w:rPr>
         <w:pict>
           <v:rect style="width:0;height:1.5pt" o:hralign="center" o:hrstd="t" o:hr="t"/>
         </w:pict>
@@ -26553,6 +26915,9 @@
         <w:spacing w:before="160" w:after="80"/>
       </w:pPr>
       <w:r>
+        <w:rPr>
+          <w:rFonts w:ascii="Times New Roman" w:hAnsi="Times New Roman" w:eastAsia="Times New Roman" w:cs="Times New Roman"/>
+        </w:rPr>
         <w:pict>
           <v:rect style="width:0;height:1.5pt" o:hralign="center" o:hrstd="t" o:hr="t"/>
         </w:pict>
@@ -26754,6 +27119,9 @@
         <w:spacing w:before="160" w:after="80"/>
       </w:pPr>
       <w:r>
+        <w:rPr>
+          <w:rFonts w:ascii="Times New Roman" w:hAnsi="Times New Roman" w:eastAsia="Times New Roman" w:cs="Times New Roman"/>
+        </w:rPr>
         <w:pict>
           <v:rect style="width:0;height:1.5pt" o:hralign="center" o:hrstd="t" o:hr="t"/>
         </w:pict>
@@ -27047,6 +27415,9 @@
         <w:spacing w:before="160" w:after="80"/>
       </w:pPr>
       <w:r>
+        <w:rPr>
+          <w:rFonts w:ascii="Times New Roman" w:hAnsi="Times New Roman" w:eastAsia="Times New Roman" w:cs="Times New Roman"/>
+        </w:rPr>
         <w:pict>
           <v:rect style="width:0;height:1.5pt" o:hralign="center" o:hrstd="t" o:hr="t"/>
         </w:pict>
@@ -27158,6 +27529,9 @@
         <w:spacing w:before="160" w:after="80"/>
       </w:pPr>
       <w:r>
+        <w:rPr>
+          <w:rFonts w:ascii="Times New Roman" w:hAnsi="Times New Roman" w:eastAsia="Times New Roman" w:cs="Times New Roman"/>
+        </w:rPr>
         <w:pict>
           <v:rect style="width:0;height:1.5pt" o:hralign="center" o:hrstd="t" o:hr="t"/>
         </w:pict>
@@ -27301,6 +27675,9 @@
         <w:spacing w:before="160" w:after="80"/>
       </w:pPr>
       <w:r>
+        <w:rPr>
+          <w:rFonts w:ascii="Times New Roman" w:hAnsi="Times New Roman" w:eastAsia="Times New Roman" w:cs="Times New Roman"/>
+        </w:rPr>
         <w:pict>
           <v:rect style="width:0;height:1.5pt" o:hralign="center" o:hrstd="t" o:hr="t"/>
         </w:pict>
@@ -27412,6 +27789,9 @@
         <w:spacing w:before="160" w:after="80"/>
       </w:pPr>
       <w:r>
+        <w:rPr>
+          <w:rFonts w:ascii="Times New Roman" w:hAnsi="Times New Roman" w:eastAsia="Times New Roman" w:cs="Times New Roman"/>
+        </w:rPr>
         <w:pict>
           <v:rect style="width:0;height:1.5pt" o:hralign="center" o:hrstd="t" o:hr="t"/>
         </w:pict>
@@ -27614,6 +27994,9 @@
         <w:spacing w:before="160" w:after="80"/>
       </w:pPr>
       <w:r>
+        <w:rPr>
+          <w:rFonts w:ascii="Times New Roman" w:hAnsi="Times New Roman" w:eastAsia="Times New Roman" w:cs="Times New Roman"/>
+        </w:rPr>
         <w:pict>
           <v:rect style="width:0;height:1.5pt" o:hralign="center" o:hrstd="t" o:hr="t"/>
         </w:pict>
@@ -27828,6 +28211,9 @@
         <w:spacing w:before="160" w:after="80"/>
       </w:pPr>
       <w:r>
+        <w:rPr>
+          <w:rFonts w:ascii="Times New Roman" w:hAnsi="Times New Roman" w:eastAsia="Times New Roman" w:cs="Times New Roman"/>
+        </w:rPr>
         <w:pict>
           <v:rect style="width:0;height:1.5pt" o:hralign="center" o:hrstd="t" o:hr="t"/>
         </w:pict>
@@ -27957,6 +28343,9 @@
         <w:spacing w:before="160" w:after="80"/>
       </w:pPr>
       <w:r>
+        <w:rPr>
+          <w:rFonts w:ascii="Times New Roman" w:hAnsi="Times New Roman" w:eastAsia="Times New Roman" w:cs="Times New Roman"/>
+        </w:rPr>
         <w:pict>
           <v:rect style="width:0;height:1.5pt" o:hralign="center" o:hrstd="t" o:hr="t"/>
         </w:pict>
@@ -28084,6 +28473,9 @@
         <w:spacing w:before="160" w:after="80"/>
       </w:pPr>
       <w:r>
+        <w:rPr>
+          <w:rFonts w:ascii="Times New Roman" w:hAnsi="Times New Roman" w:eastAsia="Times New Roman" w:cs="Times New Roman"/>
+        </w:rPr>
         <w:pict>
           <v:rect style="width:0;height:1.5pt" o:hralign="center" o:hrstd="t" o:hr="t"/>
         </w:pict>
@@ -28227,6 +28619,9 @@
         <w:spacing w:before="160" w:after="80"/>
       </w:pPr>
       <w:r>
+        <w:rPr>
+          <w:rFonts w:ascii="Times New Roman" w:hAnsi="Times New Roman" w:eastAsia="Times New Roman" w:cs="Times New Roman"/>
+        </w:rPr>
         <w:pict>
           <v:rect style="width:0;height:1.5pt" o:hralign="center" o:hrstd="t" o:hr="t"/>
         </w:pict>
@@ -28393,6 +28788,9 @@
         <w:spacing w:before="160" w:after="80"/>
       </w:pPr>
       <w:r>
+        <w:rPr>
+          <w:rFonts w:ascii="Times New Roman" w:hAnsi="Times New Roman" w:eastAsia="Times New Roman" w:cs="Times New Roman"/>
+        </w:rPr>
         <w:pict>
           <v:rect style="width:0;height:1.5pt" o:hralign="center" o:hrstd="t" o:hr="t"/>
         </w:pict>
@@ -28509,6 +28907,9 @@
         <w:spacing w:before="160" w:after="80"/>
       </w:pPr>
       <w:r>
+        <w:rPr>
+          <w:rFonts w:ascii="Times New Roman" w:hAnsi="Times New Roman" w:eastAsia="Times New Roman" w:cs="Times New Roman"/>
+        </w:rPr>
         <w:pict>
           <v:rect style="width:0;height:1.5pt" o:hralign="center" o:hrstd="t" o:hr="t"/>
         </w:pict>
@@ -28573,6 +28974,9 @@
         <w:spacing w:before="160" w:after="80"/>
       </w:pPr>
       <w:r>
+        <w:rPr>
+          <w:rFonts w:ascii="Times New Roman" w:hAnsi="Times New Roman" w:eastAsia="Times New Roman" w:cs="Times New Roman"/>
+        </w:rPr>
         <w:pict>
           <v:rect style="width:0;height:1.5pt" o:hralign="center" o:hrstd="t" o:hr="t"/>
         </w:pict>
@@ -28808,6 +29212,9 @@
         <w:spacing w:before="160" w:after="80"/>
       </w:pPr>
       <w:r>
+        <w:rPr>
+          <w:rFonts w:ascii="Times New Roman" w:hAnsi="Times New Roman" w:eastAsia="Times New Roman" w:cs="Times New Roman"/>
+        </w:rPr>
         <w:pict>
           <v:rect style="width:0;height:1.5pt" o:hralign="center" o:hrstd="t" o:hr="t"/>
         </w:pict>
@@ -28898,6 +29305,9 @@
         <w:spacing w:before="160" w:after="80"/>
       </w:pPr>
       <w:r>
+        <w:rPr>
+          <w:rFonts w:ascii="Times New Roman" w:hAnsi="Times New Roman" w:eastAsia="Times New Roman" w:cs="Times New Roman"/>
+        </w:rPr>
         <w:pict>
           <v:rect style="width:0;height:1.5pt" o:hralign="center" o:hrstd="t" o:hr="t"/>
         </w:pict>
@@ -29111,6 +29521,9 @@
         <w:spacing w:before="160" w:after="80"/>
       </w:pPr>
       <w:r>
+        <w:rPr>
+          <w:rFonts w:ascii="Times New Roman" w:hAnsi="Times New Roman" w:eastAsia="Times New Roman" w:cs="Times New Roman"/>
+        </w:rPr>
         <w:pict>
           <v:rect style="width:0;height:1.5pt" o:hralign="center" o:hrstd="t" o:hr="t"/>
         </w:pict>
@@ -29204,6 +29617,9 @@
         <w:spacing w:before="160" w:after="80"/>
       </w:pPr>
       <w:r>
+        <w:rPr>
+          <w:rFonts w:ascii="Times New Roman" w:hAnsi="Times New Roman" w:eastAsia="Times New Roman" w:cs="Times New Roman"/>
+        </w:rPr>
         <w:pict>
           <v:rect style="width:0;height:1.5pt" o:hralign="center" o:hrstd="t" o:hr="t"/>
         </w:pict>
@@ -29583,6 +29999,9 @@
         <w:spacing w:before="160" w:after="80"/>
       </w:pPr>
       <w:r>
+        <w:rPr>
+          <w:rFonts w:ascii="Times New Roman" w:hAnsi="Times New Roman" w:eastAsia="Times New Roman" w:cs="Times New Roman"/>
+        </w:rPr>
         <w:pict>
           <v:rect style="width:0;height:1.5pt" o:hralign="center" o:hrstd="t" o:hr="t"/>
         </w:pict>
@@ -29726,6 +30145,9 @@
         <w:spacing w:before="160" w:after="80"/>
       </w:pPr>
       <w:r>
+        <w:rPr>
+          <w:rFonts w:ascii="Times New Roman" w:hAnsi="Times New Roman" w:eastAsia="Times New Roman" w:cs="Times New Roman"/>
+        </w:rPr>
         <w:pict>
           <v:rect style="width:0;height:1.5pt" o:hralign="center" o:hrstd="t" o:hr="t"/>
         </w:pict>
@@ -30001,6 +30423,9 @@
         <w:spacing w:before="160" w:after="80"/>
       </w:pPr>
       <w:r>
+        <w:rPr>
+          <w:rFonts w:ascii="Times New Roman" w:hAnsi="Times New Roman" w:eastAsia="Times New Roman" w:cs="Times New Roman"/>
+        </w:rPr>
         <w:pict>
           <v:rect style="width:0;height:1.5pt" o:hralign="center" o:hrstd="t" o:hr="t"/>
         </w:pict>
@@ -30197,6 +30622,9 @@
         <w:spacing w:before="160" w:after="80"/>
       </w:pPr>
       <w:r>
+        <w:rPr>
+          <w:rFonts w:ascii="Times New Roman" w:hAnsi="Times New Roman" w:eastAsia="Times New Roman" w:cs="Times New Roman"/>
+        </w:rPr>
         <w:pict>
           <v:rect style="width:0;height:1.5pt" o:hralign="center" o:hrstd="t" o:hr="t"/>
         </w:pict>
@@ -30350,6 +30778,9 @@
         <w:spacing w:before="160" w:after="80"/>
       </w:pPr>
       <w:r>
+        <w:rPr>
+          <w:rFonts w:ascii="Times New Roman" w:hAnsi="Times New Roman" w:eastAsia="Times New Roman" w:cs="Times New Roman"/>
+        </w:rPr>
         <w:pict>
           <v:rect style="width:0;height:1.5pt" o:hralign="center" o:hrstd="t" o:hr="t"/>
         </w:pict>
@@ -30645,6 +31076,9 @@
         <w:spacing w:before="160" w:after="80"/>
       </w:pPr>
       <w:r>
+        <w:rPr>
+          <w:rFonts w:ascii="Times New Roman" w:hAnsi="Times New Roman" w:eastAsia="Times New Roman" w:cs="Times New Roman"/>
+        </w:rPr>
         <w:pict>
           <v:rect style="width:0;height:1.5pt" o:hralign="center" o:hrstd="t" o:hr="t"/>
         </w:pict>
@@ -31114,6 +31548,9 @@
         <w:spacing w:before="160" w:after="80"/>
       </w:pPr>
       <w:r>
+        <w:rPr>
+          <w:rFonts w:ascii="Times New Roman" w:hAnsi="Times New Roman" w:eastAsia="Times New Roman" w:cs="Times New Roman"/>
+        </w:rPr>
         <w:pict>
           <v:rect style="width:0;height:1.5pt" o:hralign="center" o:hrstd="t" o:hr="t"/>
         </w:pict>
@@ -31362,6 +31799,9 @@
         <w:spacing w:before="160" w:after="80"/>
       </w:pPr>
       <w:r>
+        <w:rPr>
+          <w:rFonts w:ascii="Times New Roman" w:hAnsi="Times New Roman" w:eastAsia="Times New Roman" w:cs="Times New Roman"/>
+        </w:rPr>
         <w:pict>
           <v:rect style="width:0;height:1.5pt" o:hralign="center" o:hrstd="t" o:hr="t"/>
         </w:pict>
@@ -31699,6 +32139,9 @@
         <w:spacing w:before="160" w:after="80"/>
       </w:pPr>
       <w:r>
+        <w:rPr>
+          <w:rFonts w:ascii="Times New Roman" w:hAnsi="Times New Roman" w:eastAsia="Times New Roman" w:cs="Times New Roman"/>
+        </w:rPr>
         <w:pict>
           <v:rect style="width:0;height:1.5pt" o:hralign="center" o:hrstd="t" o:hr="t"/>
         </w:pict>
@@ -31805,6 +32248,9 @@
         <w:spacing w:before="160" w:after="80"/>
       </w:pPr>
       <w:r>
+        <w:rPr>
+          <w:rFonts w:ascii="Times New Roman" w:hAnsi="Times New Roman" w:eastAsia="Times New Roman" w:cs="Times New Roman"/>
+        </w:rPr>
         <w:pict>
           <v:rect style="width:0;height:1.5pt" o:hralign="center" o:hrstd="t" o:hr="t"/>
         </w:pict>
@@ -32106,6 +32552,9 @@
         <w:spacing w:before="160" w:after="80"/>
       </w:pPr>
       <w:r>
+        <w:rPr>
+          <w:rFonts w:ascii="Times New Roman" w:hAnsi="Times New Roman" w:eastAsia="Times New Roman" w:cs="Times New Roman"/>
+        </w:rPr>
         <w:pict>
           <v:rect style="width:0;height:1.5pt" o:hralign="center" o:hrstd="t" o:hr="t"/>
         </w:pict>
@@ -32291,7 +32740,20 @@
         <w:rPr>
           <w:rFonts w:hint="eastAsia" w:ascii="Times New Roman" w:hAnsi="Times New Roman" w:eastAsia="Times New Roman" w:cs="Times New Roman"/>
         </w:rPr>
-        <w:t>0.92。NiₓO</w:t>
+        <w:t>0.92。Ni</w:t>
+      </w:r>
+      <w:r>
+        <w:rPr>
+          <w:rFonts w:hint="eastAsia" w:ascii="Times New Roman" w:hAnsi="Times New Roman" w:eastAsia="Times New Roman" w:cs="Times New Roman"/>
+          <w:vertAlign w:val="subscript"/>
+        </w:rPr>
+        <w:t>x</w:t>
+      </w:r>
+      <w:r>
+        <w:rPr>
+          <w:rFonts w:hint="eastAsia" w:ascii="Times New Roman" w:hAnsi="Times New Roman" w:eastAsia="Times New Roman" w:cs="Times New Roman"/>
+        </w:rPr>
+        <w:t>O</w:t>
       </w:r>
       <w:r>
         <w:rPr>
@@ -32404,6 +32866,9 @@
         <w:spacing w:before="160" w:after="80"/>
       </w:pPr>
       <w:r>
+        <w:rPr>
+          <w:rFonts w:ascii="Times New Roman" w:hAnsi="Times New Roman" w:eastAsia="Times New Roman" w:cs="Times New Roman"/>
+        </w:rPr>
         <w:pict>
           <v:rect style="width:0;height:1.5pt" o:hralign="center" o:hrstd="t" o:hr="t"/>
         </w:pict>
@@ -32597,6 +33062,9 @@
         <w:spacing w:before="160" w:after="80"/>
       </w:pPr>
       <w:r>
+        <w:rPr>
+          <w:rFonts w:ascii="Times New Roman" w:hAnsi="Times New Roman" w:eastAsia="Times New Roman" w:cs="Times New Roman"/>
+        </w:rPr>
         <w:pict>
           <v:rect style="width:0;height:1.5pt" o:hralign="center" o:hrstd="t" o:hr="t"/>
         </w:pict>
@@ -32684,6 +33152,9 @@
         <w:spacing w:before="160" w:after="80"/>
       </w:pPr>
       <w:r>
+        <w:rPr>
+          <w:rFonts w:ascii="Times New Roman" w:hAnsi="Times New Roman" w:eastAsia="Times New Roman" w:cs="Times New Roman"/>
+        </w:rPr>
         <w:pict>
           <v:rect style="width:0;height:1.5pt" o:hralign="center" o:hrstd="t" o:hr="t"/>
         </w:pict>
@@ -32907,6 +33378,9 @@
         <w:spacing w:before="160" w:after="80"/>
       </w:pPr>
       <w:r>
+        <w:rPr>
+          <w:rFonts w:ascii="Times New Roman" w:hAnsi="Times New Roman" w:eastAsia="Times New Roman" w:cs="Times New Roman"/>
+        </w:rPr>
         <w:pict>
           <v:rect style="width:0;height:1.5pt" o:hralign="center" o:hrstd="t" o:hr="t"/>
         </w:pict>
@@ -33167,6 +33641,9 @@
         <w:spacing w:before="160" w:after="80"/>
       </w:pPr>
       <w:r>
+        <w:rPr>
+          <w:rFonts w:ascii="Times New Roman" w:hAnsi="Times New Roman" w:eastAsia="Times New Roman" w:cs="Times New Roman"/>
+        </w:rPr>
         <w:pict>
           <v:rect style="width:0;height:1.5pt" o:hralign="center" o:hrstd="t" o:hr="t"/>
         </w:pict>
@@ -33221,6 +33698,9 @@
         <w:spacing w:before="160" w:after="80"/>
       </w:pPr>
       <w:r>
+        <w:rPr>
+          <w:rFonts w:ascii="Times New Roman" w:hAnsi="Times New Roman" w:eastAsia="Times New Roman" w:cs="Times New Roman"/>
+        </w:rPr>
         <w:pict>
           <v:rect style="width:0;height:1.5pt" o:hralign="center" o:hrstd="t" o:hr="t"/>
         </w:pict>
@@ -33744,6 +34224,9 @@
         <w:spacing w:before="160" w:after="80"/>
       </w:pPr>
       <w:r>
+        <w:rPr>
+          <w:rFonts w:ascii="Times New Roman" w:hAnsi="Times New Roman" w:eastAsia="Times New Roman" w:cs="Times New Roman"/>
+        </w:rPr>
         <w:pict>
           <v:rect style="width:0;height:1.5pt" o:hralign="center" o:hrstd="t" o:hr="t"/>
         </w:pict>
@@ -34366,6 +34849,9 @@
         <w:spacing w:before="160" w:after="80"/>
       </w:pPr>
       <w:r>
+        <w:rPr>
+          <w:rFonts w:ascii="Times New Roman" w:hAnsi="Times New Roman" w:eastAsia="Times New Roman" w:cs="Times New Roman"/>
+        </w:rPr>
         <w:pict>
           <v:rect style="width:0;height:1.5pt" o:hralign="center" o:hrstd="t" o:hr="t"/>
         </w:pict>
@@ -34630,6 +35116,9 @@
         <w:spacing w:before="160" w:after="80"/>
       </w:pPr>
       <w:r>
+        <w:rPr>
+          <w:rFonts w:ascii="Times New Roman" w:hAnsi="Times New Roman" w:eastAsia="Times New Roman" w:cs="Times New Roman"/>
+        </w:rPr>
         <w:pict>
           <v:rect style="width:0;height:1.5pt" o:hralign="center" o:hrstd="t" o:hr="t"/>
         </w:pict>
@@ -34798,6 +35287,9 @@
         <w:spacing w:before="160" w:after="80"/>
       </w:pPr>
       <w:r>
+        <w:rPr>
+          <w:rFonts w:ascii="Times New Roman" w:hAnsi="Times New Roman" w:eastAsia="Times New Roman" w:cs="Times New Roman"/>
+        </w:rPr>
         <w:pict>
           <v:rect style="width:0;height:1.5pt" o:hralign="center" o:hrstd="t" o:hr="t"/>
         </w:pict>
@@ -35178,6 +35670,9 @@
         <w:spacing w:before="160" w:after="80"/>
       </w:pPr>
       <w:r>
+        <w:rPr>
+          <w:rFonts w:ascii="Times New Roman" w:hAnsi="Times New Roman" w:eastAsia="Times New Roman" w:cs="Times New Roman"/>
+        </w:rPr>
         <w:pict>
           <v:rect style="width:0;height:1.5pt" o:hralign="center" o:hrstd="t" o:hr="t"/>
         </w:pict>
@@ -35405,6 +35900,9 @@
         <w:spacing w:before="160" w:after="80"/>
       </w:pPr>
       <w:r>
+        <w:rPr>
+          <w:rFonts w:ascii="Times New Roman" w:hAnsi="Times New Roman" w:eastAsia="Times New Roman" w:cs="Times New Roman"/>
+        </w:rPr>
         <w:pict>
           <v:rect style="width:0;height:1.5pt" o:hralign="center" o:hrstd="t" o:hr="t"/>
         </w:pict>
@@ -35569,6 +36067,9 @@
         <w:spacing w:before="160" w:after="80"/>
       </w:pPr>
       <w:r>
+        <w:rPr>
+          <w:rFonts w:ascii="Times New Roman" w:hAnsi="Times New Roman" w:eastAsia="Times New Roman" w:cs="Times New Roman"/>
+        </w:rPr>
         <w:pict>
           <v:rect style="width:0;height:1.5pt" o:hralign="center" o:hrstd="t" o:hr="t"/>
         </w:pict>
@@ -35831,6 +36332,9 @@
         <w:spacing w:before="160" w:after="80"/>
       </w:pPr>
       <w:r>
+        <w:rPr>
+          <w:rFonts w:ascii="Times New Roman" w:hAnsi="Times New Roman" w:eastAsia="Times New Roman" w:cs="Times New Roman"/>
+        </w:rPr>
         <w:pict>
           <v:rect style="width:0;height:1.5pt" o:hralign="center" o:hrstd="t" o:hr="t"/>
         </w:pict>
@@ -36704,6 +37208,9 @@
         <w:spacing w:before="160" w:after="80"/>
       </w:pPr>
       <w:r>
+        <w:rPr>
+          <w:rFonts w:ascii="Times New Roman" w:hAnsi="Times New Roman" w:eastAsia="Times New Roman" w:cs="Times New Roman"/>
+        </w:rPr>
         <w:pict>
           <v:rect style="width:0;height:1.5pt" o:hralign="center" o:hrstd="t" o:hr="t"/>
         </w:pict>
@@ -37148,6 +37655,9 @@
         <w:spacing w:before="160" w:after="80"/>
       </w:pPr>
       <w:r>
+        <w:rPr>
+          <w:rFonts w:ascii="Times New Roman" w:hAnsi="Times New Roman" w:eastAsia="Times New Roman" w:cs="Times New Roman"/>
+        </w:rPr>
         <w:pict>
           <v:rect style="width:0;height:1.5pt" o:hralign="center" o:hrstd="t" o:hr="t"/>
         </w:pict>
@@ -37443,6 +37953,9 @@
         <w:spacing w:before="160" w:after="80"/>
       </w:pPr>
       <w:r>
+        <w:rPr>
+          <w:rFonts w:ascii="Times New Roman" w:hAnsi="Times New Roman" w:eastAsia="Times New Roman" w:cs="Times New Roman"/>
+        </w:rPr>
         <w:pict>
           <v:rect style="width:0;height:1.5pt" o:hralign="center" o:hrstd="t" o:hr="t"/>
         </w:pict>
@@ -37587,6 +38100,9 @@
         <w:spacing w:before="160" w:after="80"/>
       </w:pPr>
       <w:r>
+        <w:rPr>
+          <w:rFonts w:ascii="Times New Roman" w:hAnsi="Times New Roman" w:eastAsia="Times New Roman" w:cs="Times New Roman"/>
+        </w:rPr>
         <w:pict>
           <v:rect style="width:0;height:1.5pt" o:hralign="center" o:hrstd="t" o:hr="t"/>
         </w:pict>
@@ -38125,6 +38641,9 @@
         <w:spacing w:before="160" w:after="80"/>
       </w:pPr>
       <w:r>
+        <w:rPr>
+          <w:rFonts w:ascii="Times New Roman" w:hAnsi="Times New Roman" w:eastAsia="Times New Roman" w:cs="Times New Roman"/>
+        </w:rPr>
         <w:pict>
           <v:rect style="width:0;height:1.5pt" o:hralign="center" o:hrstd="t" o:hr="t"/>
         </w:pict>
@@ -38418,6 +38937,9 @@
         <w:spacing w:before="160" w:after="80"/>
       </w:pPr>
       <w:r>
+        <w:rPr>
+          <w:rFonts w:ascii="Times New Roman" w:hAnsi="Times New Roman" w:eastAsia="Times New Roman" w:cs="Times New Roman"/>
+        </w:rPr>
         <w:pict>
           <v:rect style="width:0;height:1.5pt" o:hralign="center" o:hrstd="t" o:hr="t"/>
         </w:pict>
@@ -38764,6 +39286,9 @@
         <w:spacing w:before="160" w:after="80"/>
       </w:pPr>
       <w:r>
+        <w:rPr>
+          <w:rFonts w:ascii="Times New Roman" w:hAnsi="Times New Roman" w:eastAsia="Times New Roman" w:cs="Times New Roman"/>
+        </w:rPr>
         <w:pict>
           <v:rect style="width:0;height:1.5pt" o:hralign="center" o:hrstd="t" o:hr="t"/>
         </w:pict>
@@ -38818,6 +39343,9 @@
         <w:spacing w:before="160" w:after="80"/>
       </w:pPr>
       <w:r>
+        <w:rPr>
+          <w:rFonts w:ascii="Times New Roman" w:hAnsi="Times New Roman" w:eastAsia="Times New Roman" w:cs="Times New Roman"/>
+        </w:rPr>
         <w:pict>
           <v:rect style="width:0;height:1.5pt" o:hralign="center" o:hrstd="t" o:hr="t"/>
         </w:pict>
@@ -39098,6 +39626,9 @@
         <w:spacing w:before="160" w:after="80"/>
       </w:pPr>
       <w:r>
+        <w:rPr>
+          <w:rFonts w:ascii="Times New Roman" w:hAnsi="Times New Roman" w:eastAsia="Times New Roman" w:cs="Times New Roman"/>
+        </w:rPr>
         <w:pict>
           <v:rect style="width:0;height:1.5pt" o:hralign="center" o:hrstd="t" o:hr="t"/>
         </w:pict>
@@ -39403,6 +39934,9 @@
         <w:spacing w:before="160" w:after="80"/>
       </w:pPr>
       <w:r>
+        <w:rPr>
+          <w:rFonts w:ascii="Times New Roman" w:hAnsi="Times New Roman" w:eastAsia="Times New Roman" w:cs="Times New Roman"/>
+        </w:rPr>
         <w:pict>
           <v:rect style="width:0;height:1.5pt" o:hralign="center" o:hrstd="t" o:hr="t"/>
         </w:pict>
@@ -39619,6 +40153,9 @@
         <w:spacing w:before="160" w:after="80"/>
       </w:pPr>
       <w:r>
+        <w:rPr>
+          <w:rFonts w:ascii="Times New Roman" w:hAnsi="Times New Roman" w:eastAsia="Times New Roman" w:cs="Times New Roman"/>
+        </w:rPr>
         <w:pict>
           <v:rect style="width:0;height:1.5pt" o:hralign="center" o:hrstd="t" o:hr="t"/>
         </w:pict>
@@ -41346,6 +41883,9 @@
         <w:spacing w:before="160" w:after="80"/>
       </w:pPr>
       <w:r>
+        <w:rPr>
+          <w:rFonts w:ascii="Times New Roman" w:hAnsi="Times New Roman" w:eastAsia="Times New Roman" w:cs="Times New Roman"/>
+        </w:rPr>
         <w:pict>
           <v:rect style="width:0;height:1.5pt" o:hralign="center" o:hrstd="t" o:hr="t"/>
         </w:pict>
@@ -47099,6 +47639,9 @@
         <w:spacing w:before="160" w:after="80"/>
       </w:pPr>
       <w:r>
+        <w:rPr>
+          <w:rFonts w:ascii="Times New Roman" w:hAnsi="Times New Roman" w:eastAsia="Times New Roman" w:cs="Times New Roman"/>
+        </w:rPr>
         <w:pict>
           <v:rect style="width:0;height:1.5pt" o:hralign="center" o:hrstd="t" o:hr="t"/>
         </w:pict>
